--- a/Report.docx
+++ b/Report.docx
@@ -127,10 +127,21 @@
       </w:r>
     </w:p>
     <w:p>
+      <w:r>
+        <w:t>For all the models we use three lags, we empirically noticed that it is the best value, allowing WN residuals and good predictions.</w:t>
+      </w:r>
+    </w:p>
+    <w:p>
+      <w:r>
+        <w:t>All the models predicts log_eui which is later re-transformed through exponential.</w:t>
+      </w:r>
+    </w:p>
+    <w:p>
       <w:pPr>
         <w:pStyle w:val="Livello2"/>
       </w:pPr>
       <w:r>
+        <w:lastRenderedPageBreak/>
         <w:t xml:space="preserve">Methods and </w:t>
       </w:r>
       <w:r>
@@ -147,7 +158,6 @@
     </w:p>
     <w:p>
       <w:r>
-        <w:lastRenderedPageBreak/>
         <w:t>Random Walk with Drift:</w:t>
       </w:r>
     </w:p>
@@ -458,6 +468,7 @@
     </w:p>
     <w:p>
       <w:r>
+        <w:lastRenderedPageBreak/>
         <w:t>RF is the best according to evaluation metrics, but it is computationally very expensive and probably not worth it (automatic ARIMA lasts 4 seconds, while the whole grid for RF 25 minutes)</w:t>
       </w:r>
     </w:p>
@@ -466,7 +477,6 @@
         <w:pStyle w:val="Livello2"/>
       </w:pPr>
       <w:r>
-        <w:lastRenderedPageBreak/>
         <w:t>Conclusion</w:t>
       </w:r>
     </w:p>
